--- a/cf/sh/u/files/u001.docx
+++ b/cf/sh/u/files/u001.docx
@@ -20,7 +20,7 @@
     </w:p>
     <w:p>
       <w:r>
-        <w:t>請針對每個題目，把答案填在「回答：」後面（越具體越好）；填好後請放回您的部門資料夾即可，不需回信。</w:t>
+        <w:t>這份問卷是想更了解您的實際作業，好把您的 AI 助理做得更貼近需求。第一部分請把答案填在「回答：」後面（越具體越好）；第二部分只是先讓您了解，之後用的時候再一起調整，不用現在填。填好後放回您的部門資料夾即可，不需回信。</w:t>
       </w:r>
     </w:p>
     <w:p>
@@ -32,8 +32,16 @@
       </w:r>
     </w:p>
     <w:p>
+      <w:pPr>
+        <w:pStyle w:val="Heading2"/>
+      </w:pPr>
       <w:r>
-        <w:t>1. EIP『快遞申請單』實際有哪些欄位？哪些是必填、哪些選填？可否提供一張表單截圖或欄位說明？</w:t>
+        <w:t>一、請您提供或確認的事情</w:t>
+      </w:r>
+    </w:p>
+    <w:p>
+      <w:r>
+        <w:t>1. 現在的快遞託運單是紙本存根對吧？您通常是用手機拍照、還是掃描成檔案？能不能給我 5～10 張真實的託運單（把客戶名、地址這類個資塗掉），最好涵蓋不同快遞公司、也含手寫的那種，讓我試試看拍照自動辨識準不準。</w:t>
       </w:r>
     </w:p>
     <w:p>
@@ -43,7 +51,7 @@
     </w:p>
     <w:p>
       <w:r>
-        <w:t>2. 『收件單位／據點代號對照表』目前是誰在維護？能否提供現行完整清單（各分公司、廠區、常往來廠商的標準名稱與代號）？</w:t>
+        <w:t>2. 登錄到 EIP 那張『快遞申請單』，實際上要填哪些欄位、哪些是一定要填的？麻煩截一張畫面或給我一份欄位說明，我現有的欄位是我先猜的，要跟您實際的對齊。</w:t>
       </w:r>
     </w:p>
     <w:p>
@@ -53,7 +61,7 @@
     </w:p>
     <w:p>
       <w:r>
-        <w:t>3. 付款方式（寄付／到付／月結）如何判斷？託運單上若未印運費，實務上怎麼處理？</w:t>
+        <w:t>3. 各分公司、廠區、常往來的廠商，有沒有一份『名稱對照清單』（例如簡稱要換成哪個標準名稱或代號）？這份誰在保管？能給我一份嗎？</w:t>
       </w:r>
     </w:p>
     <w:p>
@@ -63,7 +71,7 @@
     </w:p>
     <w:p>
       <w:r>
-        <w:t>4. 託運單目前是紙本存根，數位化打算走哪一種？(a) 改線上表單 (b) 定期掃描成 PDF/圖片 (c) 導入 OCR 批次辨識？</w:t>
+        <w:t>4. 運費怎麼算月結、寄付還是到付？有沒有一個判斷標準？如果託運單上根本沒印運費，您平常都怎麼處理？</w:t>
       </w:r>
     </w:p>
     <w:p>
@@ -73,7 +81,7 @@
     </w:p>
     <w:p>
       <w:r>
-        <w:t>5. 手寫或模糊的託運單佔比高嗎？能提供 5～10 張去識別化樣本涵蓋不同快遞公司版面嗎？</w:t>
+        <w:t>5. 整理好的草稿，最後是誰登進 EIP、誰按送簽？中間哪一步是您一定要自己再核對過的？</w:t>
       </w:r>
     </w:p>
     <w:p>
@@ -82,13 +90,31 @@
       </w:r>
     </w:p>
     <w:p>
+      <w:pPr>
+        <w:pStyle w:val="Heading2"/>
+      </w:pPr>
       <w:r>
-        <w:t>6. 登錄完的快遞申請單，送簽對象與流程是誰？AI 只出草稿到哪個階段交回人工？</w:t>
+        <w:t>二、要用了之後、跟 AI 一起調整的事情（先了解即可，不用現在填）</w:t>
       </w:r>
     </w:p>
     <w:p>
       <w:r>
-        <w:t>回答：</w:t>
+        <w:t>• 手寫或印得很淡的託運單，AI 一開始不一定認得準，請您在用的時候直接告訴我哪些字它讀錯了，我們一起把它調到穩。</w:t>
+      </w:r>
+    </w:p>
+    <w:p>
+      <w:r>
+        <w:t>• 遇到對照清單上沒有的新據點、新廠商名稱，AI 會先標『待補』不亂猜；請您順手補進清單，之後它就會了。</w:t>
+      </w:r>
+    </w:p>
+    <w:p>
+      <w:r>
+        <w:t>• 產出的草稿格式、欄位順序、用詞是不是您要的樣子，實際看過幾筆再跟我說要不要改。</w:t>
+      </w:r>
+    </w:p>
+    <w:p>
+      <w:r>
+        <w:t>• 碰到特殊狀況（例如一張單有多個收件人、跨區轉寄），第一次遇到時請留著給我看，我們把處理方式加進去。</w:t>
       </w:r>
     </w:p>
     <w:p/>
